--- a/TranscriptAnalysis/results/correlation_conventional/tFVAaUcOm4I/tFVAaUcOm4I_correlation_topics_n0_p15_m6.docx
+++ b/TranscriptAnalysis/results/correlation_conventional/tFVAaUcOm4I/tFVAaUcOm4I_correlation_topics_n0_p15_m6.docx
@@ -127,7 +127,38 @@
           </w:tcPr>
           <w:p>
             <w:r>
-              <w:t>frame_0000.jpg</w:t>
+              <w:drawing>
+                <wp:inline xmlns:a="http://schemas.openxmlformats.org/drawingml/2006/main" xmlns:pic="http://schemas.openxmlformats.org/drawingml/2006/picture">
+                  <wp:extent cx="1097280" cy="617220"/>
+                  <wp:docPr id="1" name="Picture 1"/>
+                  <wp:cNvGraphicFramePr>
+                    <a:graphicFrameLocks noChangeAspect="1"/>
+                  </wp:cNvGraphicFramePr>
+                  <a:graphic>
+                    <a:graphicData uri="http://schemas.openxmlformats.org/drawingml/2006/picture">
+                      <pic:pic>
+                        <pic:nvPicPr>
+                          <pic:cNvPr id="0" name="frame_0000.jpg"/>
+                          <pic:cNvPicPr/>
+                        </pic:nvPicPr>
+                        <pic:blipFill>
+                          <a:blip r:embed="rId9"/>
+                          <a:stretch>
+                            <a:fillRect/>
+                          </a:stretch>
+                        </pic:blipFill>
+                        <pic:spPr>
+                          <a:xfrm>
+                            <a:off x="0" y="0"/>
+                            <a:ext cx="1097280" cy="617220"/>
+                          </a:xfrm>
+                          <a:prstGeom prst="rect"/>
+                        </pic:spPr>
+                      </pic:pic>
+                    </a:graphicData>
+                  </a:graphic>
+                </wp:inline>
+              </w:drawing>
             </w:r>
           </w:p>
         </w:tc>
@@ -137,7 +168,38 @@
           </w:tcPr>
           <w:p>
             <w:r>
-              <w:t>frame_0200.jpg</w:t>
+              <w:drawing>
+                <wp:inline xmlns:a="http://schemas.openxmlformats.org/drawingml/2006/main" xmlns:pic="http://schemas.openxmlformats.org/drawingml/2006/picture">
+                  <wp:extent cx="1097280" cy="617220"/>
+                  <wp:docPr id="2" name="Picture 2"/>
+                  <wp:cNvGraphicFramePr>
+                    <a:graphicFrameLocks noChangeAspect="1"/>
+                  </wp:cNvGraphicFramePr>
+                  <a:graphic>
+                    <a:graphicData uri="http://schemas.openxmlformats.org/drawingml/2006/picture">
+                      <pic:pic>
+                        <pic:nvPicPr>
+                          <pic:cNvPr id="0" name="frame_0200.jpg"/>
+                          <pic:cNvPicPr/>
+                        </pic:nvPicPr>
+                        <pic:blipFill>
+                          <a:blip r:embed="rId10"/>
+                          <a:stretch>
+                            <a:fillRect/>
+                          </a:stretch>
+                        </pic:blipFill>
+                        <pic:spPr>
+                          <a:xfrm>
+                            <a:off x="0" y="0"/>
+                            <a:ext cx="1097280" cy="617220"/>
+                          </a:xfrm>
+                          <a:prstGeom prst="rect"/>
+                        </pic:spPr>
+                      </pic:pic>
+                    </a:graphicData>
+                  </a:graphic>
+                </wp:inline>
+              </w:drawing>
             </w:r>
           </w:p>
         </w:tc>
@@ -147,7 +209,38 @@
           </w:tcPr>
           <w:p>
             <w:r>
-              <w:t>frame_0401.jpg</w:t>
+              <w:drawing>
+                <wp:inline xmlns:a="http://schemas.openxmlformats.org/drawingml/2006/main" xmlns:pic="http://schemas.openxmlformats.org/drawingml/2006/picture">
+                  <wp:extent cx="1097280" cy="617220"/>
+                  <wp:docPr id="3" name="Picture 3"/>
+                  <wp:cNvGraphicFramePr>
+                    <a:graphicFrameLocks noChangeAspect="1"/>
+                  </wp:cNvGraphicFramePr>
+                  <a:graphic>
+                    <a:graphicData uri="http://schemas.openxmlformats.org/drawingml/2006/picture">
+                      <pic:pic>
+                        <pic:nvPicPr>
+                          <pic:cNvPr id="0" name="frame_0401.jpg"/>
+                          <pic:cNvPicPr/>
+                        </pic:nvPicPr>
+                        <pic:blipFill>
+                          <a:blip r:embed="rId11"/>
+                          <a:stretch>
+                            <a:fillRect/>
+                          </a:stretch>
+                        </pic:blipFill>
+                        <pic:spPr>
+                          <a:xfrm>
+                            <a:off x="0" y="0"/>
+                            <a:ext cx="1097280" cy="617220"/>
+                          </a:xfrm>
+                          <a:prstGeom prst="rect"/>
+                        </pic:spPr>
+                      </pic:pic>
+                    </a:graphicData>
+                  </a:graphic>
+                </wp:inline>
+              </w:drawing>
             </w:r>
           </w:p>
         </w:tc>
@@ -192,7 +285,38 @@
           </w:tcPr>
           <w:p>
             <w:r>
-              <w:t>frame_0000.jpg</w:t>
+              <w:drawing>
+                <wp:inline xmlns:a="http://schemas.openxmlformats.org/drawingml/2006/main" xmlns:pic="http://schemas.openxmlformats.org/drawingml/2006/picture">
+                  <wp:extent cx="1097280" cy="617220"/>
+                  <wp:docPr id="4" name="Picture 4"/>
+                  <wp:cNvGraphicFramePr>
+                    <a:graphicFrameLocks noChangeAspect="1"/>
+                  </wp:cNvGraphicFramePr>
+                  <a:graphic>
+                    <a:graphicData uri="http://schemas.openxmlformats.org/drawingml/2006/picture">
+                      <pic:pic>
+                        <pic:nvPicPr>
+                          <pic:cNvPr id="0" name="frame_0000.jpg"/>
+                          <pic:cNvPicPr/>
+                        </pic:nvPicPr>
+                        <pic:blipFill>
+                          <a:blip r:embed="rId9"/>
+                          <a:stretch>
+                            <a:fillRect/>
+                          </a:stretch>
+                        </pic:blipFill>
+                        <pic:spPr>
+                          <a:xfrm>
+                            <a:off x="0" y="0"/>
+                            <a:ext cx="1097280" cy="617220"/>
+                          </a:xfrm>
+                          <a:prstGeom prst="rect"/>
+                        </pic:spPr>
+                      </pic:pic>
+                    </a:graphicData>
+                  </a:graphic>
+                </wp:inline>
+              </w:drawing>
             </w:r>
           </w:p>
         </w:tc>
@@ -202,7 +326,38 @@
           </w:tcPr>
           <w:p>
             <w:r>
-              <w:t>frame_0200.jpg</w:t>
+              <w:drawing>
+                <wp:inline xmlns:a="http://schemas.openxmlformats.org/drawingml/2006/main" xmlns:pic="http://schemas.openxmlformats.org/drawingml/2006/picture">
+                  <wp:extent cx="1097280" cy="617220"/>
+                  <wp:docPr id="5" name="Picture 5"/>
+                  <wp:cNvGraphicFramePr>
+                    <a:graphicFrameLocks noChangeAspect="1"/>
+                  </wp:cNvGraphicFramePr>
+                  <a:graphic>
+                    <a:graphicData uri="http://schemas.openxmlformats.org/drawingml/2006/picture">
+                      <pic:pic>
+                        <pic:nvPicPr>
+                          <pic:cNvPr id="0" name="frame_0200.jpg"/>
+                          <pic:cNvPicPr/>
+                        </pic:nvPicPr>
+                        <pic:blipFill>
+                          <a:blip r:embed="rId10"/>
+                          <a:stretch>
+                            <a:fillRect/>
+                          </a:stretch>
+                        </pic:blipFill>
+                        <pic:spPr>
+                          <a:xfrm>
+                            <a:off x="0" y="0"/>
+                            <a:ext cx="1097280" cy="617220"/>
+                          </a:xfrm>
+                          <a:prstGeom prst="rect"/>
+                        </pic:spPr>
+                      </pic:pic>
+                    </a:graphicData>
+                  </a:graphic>
+                </wp:inline>
+              </w:drawing>
             </w:r>
           </w:p>
         </w:tc>
@@ -212,7 +367,38 @@
           </w:tcPr>
           <w:p>
             <w:r>
-              <w:t>frame_0401.jpg</w:t>
+              <w:drawing>
+                <wp:inline xmlns:a="http://schemas.openxmlformats.org/drawingml/2006/main" xmlns:pic="http://schemas.openxmlformats.org/drawingml/2006/picture">
+                  <wp:extent cx="1097280" cy="617220"/>
+                  <wp:docPr id="6" name="Picture 6"/>
+                  <wp:cNvGraphicFramePr>
+                    <a:graphicFrameLocks noChangeAspect="1"/>
+                  </wp:cNvGraphicFramePr>
+                  <a:graphic>
+                    <a:graphicData uri="http://schemas.openxmlformats.org/drawingml/2006/picture">
+                      <pic:pic>
+                        <pic:nvPicPr>
+                          <pic:cNvPr id="0" name="frame_0401.jpg"/>
+                          <pic:cNvPicPr/>
+                        </pic:nvPicPr>
+                        <pic:blipFill>
+                          <a:blip r:embed="rId11"/>
+                          <a:stretch>
+                            <a:fillRect/>
+                          </a:stretch>
+                        </pic:blipFill>
+                        <pic:spPr>
+                          <a:xfrm>
+                            <a:off x="0" y="0"/>
+                            <a:ext cx="1097280" cy="617220"/>
+                          </a:xfrm>
+                          <a:prstGeom prst="rect"/>
+                        </pic:spPr>
+                      </pic:pic>
+                    </a:graphicData>
+                  </a:graphic>
+                </wp:inline>
+              </w:drawing>
             </w:r>
           </w:p>
         </w:tc>
@@ -251,7 +437,38 @@
           </w:tcPr>
           <w:p>
             <w:r>
-              <w:t>frame_0000.jpg</w:t>
+              <w:drawing>
+                <wp:inline xmlns:a="http://schemas.openxmlformats.org/drawingml/2006/main" xmlns:pic="http://schemas.openxmlformats.org/drawingml/2006/picture">
+                  <wp:extent cx="1097280" cy="617220"/>
+                  <wp:docPr id="7" name="Picture 7"/>
+                  <wp:cNvGraphicFramePr>
+                    <a:graphicFrameLocks noChangeAspect="1"/>
+                  </wp:cNvGraphicFramePr>
+                  <a:graphic>
+                    <a:graphicData uri="http://schemas.openxmlformats.org/drawingml/2006/picture">
+                      <pic:pic>
+                        <pic:nvPicPr>
+                          <pic:cNvPr id="0" name="frame_0000.jpg"/>
+                          <pic:cNvPicPr/>
+                        </pic:nvPicPr>
+                        <pic:blipFill>
+                          <a:blip r:embed="rId9"/>
+                          <a:stretch>
+                            <a:fillRect/>
+                          </a:stretch>
+                        </pic:blipFill>
+                        <pic:spPr>
+                          <a:xfrm>
+                            <a:off x="0" y="0"/>
+                            <a:ext cx="1097280" cy="617220"/>
+                          </a:xfrm>
+                          <a:prstGeom prst="rect"/>
+                        </pic:spPr>
+                      </pic:pic>
+                    </a:graphicData>
+                  </a:graphic>
+                </wp:inline>
+              </w:drawing>
             </w:r>
           </w:p>
         </w:tc>
@@ -261,7 +478,38 @@
           </w:tcPr>
           <w:p>
             <w:r>
-              <w:t>frame_0200.jpg</w:t>
+              <w:drawing>
+                <wp:inline xmlns:a="http://schemas.openxmlformats.org/drawingml/2006/main" xmlns:pic="http://schemas.openxmlformats.org/drawingml/2006/picture">
+                  <wp:extent cx="1097280" cy="617220"/>
+                  <wp:docPr id="8" name="Picture 8"/>
+                  <wp:cNvGraphicFramePr>
+                    <a:graphicFrameLocks noChangeAspect="1"/>
+                  </wp:cNvGraphicFramePr>
+                  <a:graphic>
+                    <a:graphicData uri="http://schemas.openxmlformats.org/drawingml/2006/picture">
+                      <pic:pic>
+                        <pic:nvPicPr>
+                          <pic:cNvPr id="0" name="frame_0200.jpg"/>
+                          <pic:cNvPicPr/>
+                        </pic:nvPicPr>
+                        <pic:blipFill>
+                          <a:blip r:embed="rId10"/>
+                          <a:stretch>
+                            <a:fillRect/>
+                          </a:stretch>
+                        </pic:blipFill>
+                        <pic:spPr>
+                          <a:xfrm>
+                            <a:off x="0" y="0"/>
+                            <a:ext cx="1097280" cy="617220"/>
+                          </a:xfrm>
+                          <a:prstGeom prst="rect"/>
+                        </pic:spPr>
+                      </pic:pic>
+                    </a:graphicData>
+                  </a:graphic>
+                </wp:inline>
+              </w:drawing>
             </w:r>
           </w:p>
         </w:tc>
@@ -271,7 +519,38 @@
           </w:tcPr>
           <w:p>
             <w:r>
-              <w:t>frame_0401.jpg</w:t>
+              <w:drawing>
+                <wp:inline xmlns:a="http://schemas.openxmlformats.org/drawingml/2006/main" xmlns:pic="http://schemas.openxmlformats.org/drawingml/2006/picture">
+                  <wp:extent cx="1097280" cy="617220"/>
+                  <wp:docPr id="9" name="Picture 9"/>
+                  <wp:cNvGraphicFramePr>
+                    <a:graphicFrameLocks noChangeAspect="1"/>
+                  </wp:cNvGraphicFramePr>
+                  <a:graphic>
+                    <a:graphicData uri="http://schemas.openxmlformats.org/drawingml/2006/picture">
+                      <pic:pic>
+                        <pic:nvPicPr>
+                          <pic:cNvPr id="0" name="frame_0401.jpg"/>
+                          <pic:cNvPicPr/>
+                        </pic:nvPicPr>
+                        <pic:blipFill>
+                          <a:blip r:embed="rId11"/>
+                          <a:stretch>
+                            <a:fillRect/>
+                          </a:stretch>
+                        </pic:blipFill>
+                        <pic:spPr>
+                          <a:xfrm>
+                            <a:off x="0" y="0"/>
+                            <a:ext cx="1097280" cy="617220"/>
+                          </a:xfrm>
+                          <a:prstGeom prst="rect"/>
+                        </pic:spPr>
+                      </pic:pic>
+                    </a:graphicData>
+                  </a:graphic>
+                </wp:inline>
+              </w:drawing>
             </w:r>
           </w:p>
         </w:tc>
@@ -310,7 +589,38 @@
           </w:tcPr>
           <w:p>
             <w:r>
-              <w:t>frame_0000.jpg</w:t>
+              <w:drawing>
+                <wp:inline xmlns:a="http://schemas.openxmlformats.org/drawingml/2006/main" xmlns:pic="http://schemas.openxmlformats.org/drawingml/2006/picture">
+                  <wp:extent cx="1097280" cy="617220"/>
+                  <wp:docPr id="10" name="Picture 10"/>
+                  <wp:cNvGraphicFramePr>
+                    <a:graphicFrameLocks noChangeAspect="1"/>
+                  </wp:cNvGraphicFramePr>
+                  <a:graphic>
+                    <a:graphicData uri="http://schemas.openxmlformats.org/drawingml/2006/picture">
+                      <pic:pic>
+                        <pic:nvPicPr>
+                          <pic:cNvPr id="0" name="frame_0000.jpg"/>
+                          <pic:cNvPicPr/>
+                        </pic:nvPicPr>
+                        <pic:blipFill>
+                          <a:blip r:embed="rId9"/>
+                          <a:stretch>
+                            <a:fillRect/>
+                          </a:stretch>
+                        </pic:blipFill>
+                        <pic:spPr>
+                          <a:xfrm>
+                            <a:off x="0" y="0"/>
+                            <a:ext cx="1097280" cy="617220"/>
+                          </a:xfrm>
+                          <a:prstGeom prst="rect"/>
+                        </pic:spPr>
+                      </pic:pic>
+                    </a:graphicData>
+                  </a:graphic>
+                </wp:inline>
+              </w:drawing>
             </w:r>
           </w:p>
         </w:tc>
@@ -320,7 +630,38 @@
           </w:tcPr>
           <w:p>
             <w:r>
-              <w:t>frame_0200.jpg</w:t>
+              <w:drawing>
+                <wp:inline xmlns:a="http://schemas.openxmlformats.org/drawingml/2006/main" xmlns:pic="http://schemas.openxmlformats.org/drawingml/2006/picture">
+                  <wp:extent cx="1097280" cy="617220"/>
+                  <wp:docPr id="11" name="Picture 11"/>
+                  <wp:cNvGraphicFramePr>
+                    <a:graphicFrameLocks noChangeAspect="1"/>
+                  </wp:cNvGraphicFramePr>
+                  <a:graphic>
+                    <a:graphicData uri="http://schemas.openxmlformats.org/drawingml/2006/picture">
+                      <pic:pic>
+                        <pic:nvPicPr>
+                          <pic:cNvPr id="0" name="frame_0200.jpg"/>
+                          <pic:cNvPicPr/>
+                        </pic:nvPicPr>
+                        <pic:blipFill>
+                          <a:blip r:embed="rId10"/>
+                          <a:stretch>
+                            <a:fillRect/>
+                          </a:stretch>
+                        </pic:blipFill>
+                        <pic:spPr>
+                          <a:xfrm>
+                            <a:off x="0" y="0"/>
+                            <a:ext cx="1097280" cy="617220"/>
+                          </a:xfrm>
+                          <a:prstGeom prst="rect"/>
+                        </pic:spPr>
+                      </pic:pic>
+                    </a:graphicData>
+                  </a:graphic>
+                </wp:inline>
+              </w:drawing>
             </w:r>
           </w:p>
         </w:tc>
@@ -330,7 +671,38 @@
           </w:tcPr>
           <w:p>
             <w:r>
-              <w:t>frame_0401.jpg</w:t>
+              <w:drawing>
+                <wp:inline xmlns:a="http://schemas.openxmlformats.org/drawingml/2006/main" xmlns:pic="http://schemas.openxmlformats.org/drawingml/2006/picture">
+                  <wp:extent cx="1097280" cy="617220"/>
+                  <wp:docPr id="12" name="Picture 12"/>
+                  <wp:cNvGraphicFramePr>
+                    <a:graphicFrameLocks noChangeAspect="1"/>
+                  </wp:cNvGraphicFramePr>
+                  <a:graphic>
+                    <a:graphicData uri="http://schemas.openxmlformats.org/drawingml/2006/picture">
+                      <pic:pic>
+                        <pic:nvPicPr>
+                          <pic:cNvPr id="0" name="frame_0401.jpg"/>
+                          <pic:cNvPicPr/>
+                        </pic:nvPicPr>
+                        <pic:blipFill>
+                          <a:blip r:embed="rId11"/>
+                          <a:stretch>
+                            <a:fillRect/>
+                          </a:stretch>
+                        </pic:blipFill>
+                        <pic:spPr>
+                          <a:xfrm>
+                            <a:off x="0" y="0"/>
+                            <a:ext cx="1097280" cy="617220"/>
+                          </a:xfrm>
+                          <a:prstGeom prst="rect"/>
+                        </pic:spPr>
+                      </pic:pic>
+                    </a:graphicData>
+                  </a:graphic>
+                </wp:inline>
+              </w:drawing>
             </w:r>
           </w:p>
         </w:tc>
@@ -369,7 +741,38 @@
           </w:tcPr>
           <w:p>
             <w:r>
-              <w:t>frame_0000.jpg</w:t>
+              <w:drawing>
+                <wp:inline xmlns:a="http://schemas.openxmlformats.org/drawingml/2006/main" xmlns:pic="http://schemas.openxmlformats.org/drawingml/2006/picture">
+                  <wp:extent cx="1097280" cy="617220"/>
+                  <wp:docPr id="13" name="Picture 13"/>
+                  <wp:cNvGraphicFramePr>
+                    <a:graphicFrameLocks noChangeAspect="1"/>
+                  </wp:cNvGraphicFramePr>
+                  <a:graphic>
+                    <a:graphicData uri="http://schemas.openxmlformats.org/drawingml/2006/picture">
+                      <pic:pic>
+                        <pic:nvPicPr>
+                          <pic:cNvPr id="0" name="frame_0000.jpg"/>
+                          <pic:cNvPicPr/>
+                        </pic:nvPicPr>
+                        <pic:blipFill>
+                          <a:blip r:embed="rId9"/>
+                          <a:stretch>
+                            <a:fillRect/>
+                          </a:stretch>
+                        </pic:blipFill>
+                        <pic:spPr>
+                          <a:xfrm>
+                            <a:off x="0" y="0"/>
+                            <a:ext cx="1097280" cy="617220"/>
+                          </a:xfrm>
+                          <a:prstGeom prst="rect"/>
+                        </pic:spPr>
+                      </pic:pic>
+                    </a:graphicData>
+                  </a:graphic>
+                </wp:inline>
+              </w:drawing>
             </w:r>
           </w:p>
         </w:tc>
@@ -379,7 +782,38 @@
           </w:tcPr>
           <w:p>
             <w:r>
-              <w:t>frame_0200.jpg</w:t>
+              <w:drawing>
+                <wp:inline xmlns:a="http://schemas.openxmlformats.org/drawingml/2006/main" xmlns:pic="http://schemas.openxmlformats.org/drawingml/2006/picture">
+                  <wp:extent cx="1097280" cy="617220"/>
+                  <wp:docPr id="14" name="Picture 14"/>
+                  <wp:cNvGraphicFramePr>
+                    <a:graphicFrameLocks noChangeAspect="1"/>
+                  </wp:cNvGraphicFramePr>
+                  <a:graphic>
+                    <a:graphicData uri="http://schemas.openxmlformats.org/drawingml/2006/picture">
+                      <pic:pic>
+                        <pic:nvPicPr>
+                          <pic:cNvPr id="0" name="frame_0200.jpg"/>
+                          <pic:cNvPicPr/>
+                        </pic:nvPicPr>
+                        <pic:blipFill>
+                          <a:blip r:embed="rId10"/>
+                          <a:stretch>
+                            <a:fillRect/>
+                          </a:stretch>
+                        </pic:blipFill>
+                        <pic:spPr>
+                          <a:xfrm>
+                            <a:off x="0" y="0"/>
+                            <a:ext cx="1097280" cy="617220"/>
+                          </a:xfrm>
+                          <a:prstGeom prst="rect"/>
+                        </pic:spPr>
+                      </pic:pic>
+                    </a:graphicData>
+                  </a:graphic>
+                </wp:inline>
+              </w:drawing>
             </w:r>
           </w:p>
         </w:tc>
@@ -389,7 +823,38 @@
           </w:tcPr>
           <w:p>
             <w:r>
-              <w:t>frame_0401.jpg</w:t>
+              <w:drawing>
+                <wp:inline xmlns:a="http://schemas.openxmlformats.org/drawingml/2006/main" xmlns:pic="http://schemas.openxmlformats.org/drawingml/2006/picture">
+                  <wp:extent cx="1097280" cy="617220"/>
+                  <wp:docPr id="15" name="Picture 15"/>
+                  <wp:cNvGraphicFramePr>
+                    <a:graphicFrameLocks noChangeAspect="1"/>
+                  </wp:cNvGraphicFramePr>
+                  <a:graphic>
+                    <a:graphicData uri="http://schemas.openxmlformats.org/drawingml/2006/picture">
+                      <pic:pic>
+                        <pic:nvPicPr>
+                          <pic:cNvPr id="0" name="frame_0401.jpg"/>
+                          <pic:cNvPicPr/>
+                        </pic:nvPicPr>
+                        <pic:blipFill>
+                          <a:blip r:embed="rId11"/>
+                          <a:stretch>
+                            <a:fillRect/>
+                          </a:stretch>
+                        </pic:blipFill>
+                        <pic:spPr>
+                          <a:xfrm>
+                            <a:off x="0" y="0"/>
+                            <a:ext cx="1097280" cy="617220"/>
+                          </a:xfrm>
+                          <a:prstGeom prst="rect"/>
+                        </pic:spPr>
+                      </pic:pic>
+                    </a:graphicData>
+                  </a:graphic>
+                </wp:inline>
+              </w:drawing>
             </w:r>
           </w:p>
         </w:tc>
@@ -433,7 +898,38 @@
           </w:tcPr>
           <w:p>
             <w:r>
-              <w:t>frame_0000.jpg</w:t>
+              <w:drawing>
+                <wp:inline xmlns:a="http://schemas.openxmlformats.org/drawingml/2006/main" xmlns:pic="http://schemas.openxmlformats.org/drawingml/2006/picture">
+                  <wp:extent cx="1097280" cy="617220"/>
+                  <wp:docPr id="16" name="Picture 16"/>
+                  <wp:cNvGraphicFramePr>
+                    <a:graphicFrameLocks noChangeAspect="1"/>
+                  </wp:cNvGraphicFramePr>
+                  <a:graphic>
+                    <a:graphicData uri="http://schemas.openxmlformats.org/drawingml/2006/picture">
+                      <pic:pic>
+                        <pic:nvPicPr>
+                          <pic:cNvPr id="0" name="frame_0000.jpg"/>
+                          <pic:cNvPicPr/>
+                        </pic:nvPicPr>
+                        <pic:blipFill>
+                          <a:blip r:embed="rId9"/>
+                          <a:stretch>
+                            <a:fillRect/>
+                          </a:stretch>
+                        </pic:blipFill>
+                        <pic:spPr>
+                          <a:xfrm>
+                            <a:off x="0" y="0"/>
+                            <a:ext cx="1097280" cy="617220"/>
+                          </a:xfrm>
+                          <a:prstGeom prst="rect"/>
+                        </pic:spPr>
+                      </pic:pic>
+                    </a:graphicData>
+                  </a:graphic>
+                </wp:inline>
+              </w:drawing>
             </w:r>
           </w:p>
         </w:tc>
@@ -443,7 +939,38 @@
           </w:tcPr>
           <w:p>
             <w:r>
-              <w:t>frame_0200.jpg</w:t>
+              <w:drawing>
+                <wp:inline xmlns:a="http://schemas.openxmlformats.org/drawingml/2006/main" xmlns:pic="http://schemas.openxmlformats.org/drawingml/2006/picture">
+                  <wp:extent cx="1097280" cy="617220"/>
+                  <wp:docPr id="17" name="Picture 17"/>
+                  <wp:cNvGraphicFramePr>
+                    <a:graphicFrameLocks noChangeAspect="1"/>
+                  </wp:cNvGraphicFramePr>
+                  <a:graphic>
+                    <a:graphicData uri="http://schemas.openxmlformats.org/drawingml/2006/picture">
+                      <pic:pic>
+                        <pic:nvPicPr>
+                          <pic:cNvPr id="0" name="frame_0200.jpg"/>
+                          <pic:cNvPicPr/>
+                        </pic:nvPicPr>
+                        <pic:blipFill>
+                          <a:blip r:embed="rId10"/>
+                          <a:stretch>
+                            <a:fillRect/>
+                          </a:stretch>
+                        </pic:blipFill>
+                        <pic:spPr>
+                          <a:xfrm>
+                            <a:off x="0" y="0"/>
+                            <a:ext cx="1097280" cy="617220"/>
+                          </a:xfrm>
+                          <a:prstGeom prst="rect"/>
+                        </pic:spPr>
+                      </pic:pic>
+                    </a:graphicData>
+                  </a:graphic>
+                </wp:inline>
+              </w:drawing>
             </w:r>
           </w:p>
         </w:tc>
@@ -453,7 +980,38 @@
           </w:tcPr>
           <w:p>
             <w:r>
-              <w:t>frame_0401.jpg</w:t>
+              <w:drawing>
+                <wp:inline xmlns:a="http://schemas.openxmlformats.org/drawingml/2006/main" xmlns:pic="http://schemas.openxmlformats.org/drawingml/2006/picture">
+                  <wp:extent cx="1097280" cy="617220"/>
+                  <wp:docPr id="18" name="Picture 18"/>
+                  <wp:cNvGraphicFramePr>
+                    <a:graphicFrameLocks noChangeAspect="1"/>
+                  </wp:cNvGraphicFramePr>
+                  <a:graphic>
+                    <a:graphicData uri="http://schemas.openxmlformats.org/drawingml/2006/picture">
+                      <pic:pic>
+                        <pic:nvPicPr>
+                          <pic:cNvPr id="0" name="frame_0401.jpg"/>
+                          <pic:cNvPicPr/>
+                        </pic:nvPicPr>
+                        <pic:blipFill>
+                          <a:blip r:embed="rId11"/>
+                          <a:stretch>
+                            <a:fillRect/>
+                          </a:stretch>
+                        </pic:blipFill>
+                        <pic:spPr>
+                          <a:xfrm>
+                            <a:off x="0" y="0"/>
+                            <a:ext cx="1097280" cy="617220"/>
+                          </a:xfrm>
+                          <a:prstGeom prst="rect"/>
+                        </pic:spPr>
+                      </pic:pic>
+                    </a:graphicData>
+                  </a:graphic>
+                </wp:inline>
+              </w:drawing>
             </w:r>
           </w:p>
         </w:tc>
@@ -492,7 +1050,38 @@
           </w:tcPr>
           <w:p>
             <w:r>
-              <w:t>frame_0000.jpg</w:t>
+              <w:drawing>
+                <wp:inline xmlns:a="http://schemas.openxmlformats.org/drawingml/2006/main" xmlns:pic="http://schemas.openxmlformats.org/drawingml/2006/picture">
+                  <wp:extent cx="1097280" cy="617220"/>
+                  <wp:docPr id="19" name="Picture 19"/>
+                  <wp:cNvGraphicFramePr>
+                    <a:graphicFrameLocks noChangeAspect="1"/>
+                  </wp:cNvGraphicFramePr>
+                  <a:graphic>
+                    <a:graphicData uri="http://schemas.openxmlformats.org/drawingml/2006/picture">
+                      <pic:pic>
+                        <pic:nvPicPr>
+                          <pic:cNvPr id="0" name="frame_0000.jpg"/>
+                          <pic:cNvPicPr/>
+                        </pic:nvPicPr>
+                        <pic:blipFill>
+                          <a:blip r:embed="rId9"/>
+                          <a:stretch>
+                            <a:fillRect/>
+                          </a:stretch>
+                        </pic:blipFill>
+                        <pic:spPr>
+                          <a:xfrm>
+                            <a:off x="0" y="0"/>
+                            <a:ext cx="1097280" cy="617220"/>
+                          </a:xfrm>
+                          <a:prstGeom prst="rect"/>
+                        </pic:spPr>
+                      </pic:pic>
+                    </a:graphicData>
+                  </a:graphic>
+                </wp:inline>
+              </w:drawing>
             </w:r>
           </w:p>
         </w:tc>
@@ -502,7 +1091,38 @@
           </w:tcPr>
           <w:p>
             <w:r>
-              <w:t>frame_0200.jpg</w:t>
+              <w:drawing>
+                <wp:inline xmlns:a="http://schemas.openxmlformats.org/drawingml/2006/main" xmlns:pic="http://schemas.openxmlformats.org/drawingml/2006/picture">
+                  <wp:extent cx="1097280" cy="617220"/>
+                  <wp:docPr id="20" name="Picture 20"/>
+                  <wp:cNvGraphicFramePr>
+                    <a:graphicFrameLocks noChangeAspect="1"/>
+                  </wp:cNvGraphicFramePr>
+                  <a:graphic>
+                    <a:graphicData uri="http://schemas.openxmlformats.org/drawingml/2006/picture">
+                      <pic:pic>
+                        <pic:nvPicPr>
+                          <pic:cNvPr id="0" name="frame_0200.jpg"/>
+                          <pic:cNvPicPr/>
+                        </pic:nvPicPr>
+                        <pic:blipFill>
+                          <a:blip r:embed="rId10"/>
+                          <a:stretch>
+                            <a:fillRect/>
+                          </a:stretch>
+                        </pic:blipFill>
+                        <pic:spPr>
+                          <a:xfrm>
+                            <a:off x="0" y="0"/>
+                            <a:ext cx="1097280" cy="617220"/>
+                          </a:xfrm>
+                          <a:prstGeom prst="rect"/>
+                        </pic:spPr>
+                      </pic:pic>
+                    </a:graphicData>
+                  </a:graphic>
+                </wp:inline>
+              </w:drawing>
             </w:r>
           </w:p>
         </w:tc>
@@ -512,7 +1132,38 @@
           </w:tcPr>
           <w:p>
             <w:r>
-              <w:t>frame_0401.jpg</w:t>
+              <w:drawing>
+                <wp:inline xmlns:a="http://schemas.openxmlformats.org/drawingml/2006/main" xmlns:pic="http://schemas.openxmlformats.org/drawingml/2006/picture">
+                  <wp:extent cx="1097280" cy="617220"/>
+                  <wp:docPr id="21" name="Picture 21"/>
+                  <wp:cNvGraphicFramePr>
+                    <a:graphicFrameLocks noChangeAspect="1"/>
+                  </wp:cNvGraphicFramePr>
+                  <a:graphic>
+                    <a:graphicData uri="http://schemas.openxmlformats.org/drawingml/2006/picture">
+                      <pic:pic>
+                        <pic:nvPicPr>
+                          <pic:cNvPr id="0" name="frame_0401.jpg"/>
+                          <pic:cNvPicPr/>
+                        </pic:nvPicPr>
+                        <pic:blipFill>
+                          <a:blip r:embed="rId11"/>
+                          <a:stretch>
+                            <a:fillRect/>
+                          </a:stretch>
+                        </pic:blipFill>
+                        <pic:spPr>
+                          <a:xfrm>
+                            <a:off x="0" y="0"/>
+                            <a:ext cx="1097280" cy="617220"/>
+                          </a:xfrm>
+                          <a:prstGeom prst="rect"/>
+                        </pic:spPr>
+                      </pic:pic>
+                    </a:graphicData>
+                  </a:graphic>
+                </wp:inline>
+              </w:drawing>
             </w:r>
           </w:p>
         </w:tc>
@@ -551,7 +1202,38 @@
           </w:tcPr>
           <w:p>
             <w:r>
-              <w:t>frame_0000.jpg</w:t>
+              <w:drawing>
+                <wp:inline xmlns:a="http://schemas.openxmlformats.org/drawingml/2006/main" xmlns:pic="http://schemas.openxmlformats.org/drawingml/2006/picture">
+                  <wp:extent cx="1097280" cy="617220"/>
+                  <wp:docPr id="22" name="Picture 22"/>
+                  <wp:cNvGraphicFramePr>
+                    <a:graphicFrameLocks noChangeAspect="1"/>
+                  </wp:cNvGraphicFramePr>
+                  <a:graphic>
+                    <a:graphicData uri="http://schemas.openxmlformats.org/drawingml/2006/picture">
+                      <pic:pic>
+                        <pic:nvPicPr>
+                          <pic:cNvPr id="0" name="frame_0000.jpg"/>
+                          <pic:cNvPicPr/>
+                        </pic:nvPicPr>
+                        <pic:blipFill>
+                          <a:blip r:embed="rId9"/>
+                          <a:stretch>
+                            <a:fillRect/>
+                          </a:stretch>
+                        </pic:blipFill>
+                        <pic:spPr>
+                          <a:xfrm>
+                            <a:off x="0" y="0"/>
+                            <a:ext cx="1097280" cy="617220"/>
+                          </a:xfrm>
+                          <a:prstGeom prst="rect"/>
+                        </pic:spPr>
+                      </pic:pic>
+                    </a:graphicData>
+                  </a:graphic>
+                </wp:inline>
+              </w:drawing>
             </w:r>
           </w:p>
         </w:tc>
@@ -561,7 +1243,38 @@
           </w:tcPr>
           <w:p>
             <w:r>
-              <w:t>frame_0200.jpg</w:t>
+              <w:drawing>
+                <wp:inline xmlns:a="http://schemas.openxmlformats.org/drawingml/2006/main" xmlns:pic="http://schemas.openxmlformats.org/drawingml/2006/picture">
+                  <wp:extent cx="1097280" cy="617220"/>
+                  <wp:docPr id="23" name="Picture 23"/>
+                  <wp:cNvGraphicFramePr>
+                    <a:graphicFrameLocks noChangeAspect="1"/>
+                  </wp:cNvGraphicFramePr>
+                  <a:graphic>
+                    <a:graphicData uri="http://schemas.openxmlformats.org/drawingml/2006/picture">
+                      <pic:pic>
+                        <pic:nvPicPr>
+                          <pic:cNvPr id="0" name="frame_0200.jpg"/>
+                          <pic:cNvPicPr/>
+                        </pic:nvPicPr>
+                        <pic:blipFill>
+                          <a:blip r:embed="rId10"/>
+                          <a:stretch>
+                            <a:fillRect/>
+                          </a:stretch>
+                        </pic:blipFill>
+                        <pic:spPr>
+                          <a:xfrm>
+                            <a:off x="0" y="0"/>
+                            <a:ext cx="1097280" cy="617220"/>
+                          </a:xfrm>
+                          <a:prstGeom prst="rect"/>
+                        </pic:spPr>
+                      </pic:pic>
+                    </a:graphicData>
+                  </a:graphic>
+                </wp:inline>
+              </w:drawing>
             </w:r>
           </w:p>
         </w:tc>
@@ -571,7 +1284,38 @@
           </w:tcPr>
           <w:p>
             <w:r>
-              <w:t>frame_0401.jpg</w:t>
+              <w:drawing>
+                <wp:inline xmlns:a="http://schemas.openxmlformats.org/drawingml/2006/main" xmlns:pic="http://schemas.openxmlformats.org/drawingml/2006/picture">
+                  <wp:extent cx="1097280" cy="617220"/>
+                  <wp:docPr id="24" name="Picture 24"/>
+                  <wp:cNvGraphicFramePr>
+                    <a:graphicFrameLocks noChangeAspect="1"/>
+                  </wp:cNvGraphicFramePr>
+                  <a:graphic>
+                    <a:graphicData uri="http://schemas.openxmlformats.org/drawingml/2006/picture">
+                      <pic:pic>
+                        <pic:nvPicPr>
+                          <pic:cNvPr id="0" name="frame_0401.jpg"/>
+                          <pic:cNvPicPr/>
+                        </pic:nvPicPr>
+                        <pic:blipFill>
+                          <a:blip r:embed="rId11"/>
+                          <a:stretch>
+                            <a:fillRect/>
+                          </a:stretch>
+                        </pic:blipFill>
+                        <pic:spPr>
+                          <a:xfrm>
+                            <a:off x="0" y="0"/>
+                            <a:ext cx="1097280" cy="617220"/>
+                          </a:xfrm>
+                          <a:prstGeom prst="rect"/>
+                        </pic:spPr>
+                      </pic:pic>
+                    </a:graphicData>
+                  </a:graphic>
+                </wp:inline>
+              </w:drawing>
             </w:r>
           </w:p>
         </w:tc>
@@ -610,7 +1354,38 @@
           </w:tcPr>
           <w:p>
             <w:r>
-              <w:t>frame_0000.jpg</w:t>
+              <w:drawing>
+                <wp:inline xmlns:a="http://schemas.openxmlformats.org/drawingml/2006/main" xmlns:pic="http://schemas.openxmlformats.org/drawingml/2006/picture">
+                  <wp:extent cx="1097280" cy="617220"/>
+                  <wp:docPr id="25" name="Picture 25"/>
+                  <wp:cNvGraphicFramePr>
+                    <a:graphicFrameLocks noChangeAspect="1"/>
+                  </wp:cNvGraphicFramePr>
+                  <a:graphic>
+                    <a:graphicData uri="http://schemas.openxmlformats.org/drawingml/2006/picture">
+                      <pic:pic>
+                        <pic:nvPicPr>
+                          <pic:cNvPr id="0" name="frame_0000.jpg"/>
+                          <pic:cNvPicPr/>
+                        </pic:nvPicPr>
+                        <pic:blipFill>
+                          <a:blip r:embed="rId9"/>
+                          <a:stretch>
+                            <a:fillRect/>
+                          </a:stretch>
+                        </pic:blipFill>
+                        <pic:spPr>
+                          <a:xfrm>
+                            <a:off x="0" y="0"/>
+                            <a:ext cx="1097280" cy="617220"/>
+                          </a:xfrm>
+                          <a:prstGeom prst="rect"/>
+                        </pic:spPr>
+                      </pic:pic>
+                    </a:graphicData>
+                  </a:graphic>
+                </wp:inline>
+              </w:drawing>
             </w:r>
           </w:p>
         </w:tc>
@@ -620,7 +1395,38 @@
           </w:tcPr>
           <w:p>
             <w:r>
-              <w:t>frame_0200.jpg</w:t>
+              <w:drawing>
+                <wp:inline xmlns:a="http://schemas.openxmlformats.org/drawingml/2006/main" xmlns:pic="http://schemas.openxmlformats.org/drawingml/2006/picture">
+                  <wp:extent cx="1097280" cy="617220"/>
+                  <wp:docPr id="26" name="Picture 26"/>
+                  <wp:cNvGraphicFramePr>
+                    <a:graphicFrameLocks noChangeAspect="1"/>
+                  </wp:cNvGraphicFramePr>
+                  <a:graphic>
+                    <a:graphicData uri="http://schemas.openxmlformats.org/drawingml/2006/picture">
+                      <pic:pic>
+                        <pic:nvPicPr>
+                          <pic:cNvPr id="0" name="frame_0200.jpg"/>
+                          <pic:cNvPicPr/>
+                        </pic:nvPicPr>
+                        <pic:blipFill>
+                          <a:blip r:embed="rId10"/>
+                          <a:stretch>
+                            <a:fillRect/>
+                          </a:stretch>
+                        </pic:blipFill>
+                        <pic:spPr>
+                          <a:xfrm>
+                            <a:off x="0" y="0"/>
+                            <a:ext cx="1097280" cy="617220"/>
+                          </a:xfrm>
+                          <a:prstGeom prst="rect"/>
+                        </pic:spPr>
+                      </pic:pic>
+                    </a:graphicData>
+                  </a:graphic>
+                </wp:inline>
+              </w:drawing>
             </w:r>
           </w:p>
         </w:tc>
@@ -630,7 +1436,38 @@
           </w:tcPr>
           <w:p>
             <w:r>
-              <w:t>frame_0401.jpg</w:t>
+              <w:drawing>
+                <wp:inline xmlns:a="http://schemas.openxmlformats.org/drawingml/2006/main" xmlns:pic="http://schemas.openxmlformats.org/drawingml/2006/picture">
+                  <wp:extent cx="1097280" cy="617220"/>
+                  <wp:docPr id="27" name="Picture 27"/>
+                  <wp:cNvGraphicFramePr>
+                    <a:graphicFrameLocks noChangeAspect="1"/>
+                  </wp:cNvGraphicFramePr>
+                  <a:graphic>
+                    <a:graphicData uri="http://schemas.openxmlformats.org/drawingml/2006/picture">
+                      <pic:pic>
+                        <pic:nvPicPr>
+                          <pic:cNvPr id="0" name="frame_0401.jpg"/>
+                          <pic:cNvPicPr/>
+                        </pic:nvPicPr>
+                        <pic:blipFill>
+                          <a:blip r:embed="rId11"/>
+                          <a:stretch>
+                            <a:fillRect/>
+                          </a:stretch>
+                        </pic:blipFill>
+                        <pic:spPr>
+                          <a:xfrm>
+                            <a:off x="0" y="0"/>
+                            <a:ext cx="1097280" cy="617220"/>
+                          </a:xfrm>
+                          <a:prstGeom prst="rect"/>
+                        </pic:spPr>
+                      </pic:pic>
+                    </a:graphicData>
+                  </a:graphic>
+                </wp:inline>
+              </w:drawing>
             </w:r>
           </w:p>
         </w:tc>
@@ -669,7 +1506,38 @@
           </w:tcPr>
           <w:p>
             <w:r>
-              <w:t>frame_0000.jpg</w:t>
+              <w:drawing>
+                <wp:inline xmlns:a="http://schemas.openxmlformats.org/drawingml/2006/main" xmlns:pic="http://schemas.openxmlformats.org/drawingml/2006/picture">
+                  <wp:extent cx="1097280" cy="617220"/>
+                  <wp:docPr id="28" name="Picture 28"/>
+                  <wp:cNvGraphicFramePr>
+                    <a:graphicFrameLocks noChangeAspect="1"/>
+                  </wp:cNvGraphicFramePr>
+                  <a:graphic>
+                    <a:graphicData uri="http://schemas.openxmlformats.org/drawingml/2006/picture">
+                      <pic:pic>
+                        <pic:nvPicPr>
+                          <pic:cNvPr id="0" name="frame_0000.jpg"/>
+                          <pic:cNvPicPr/>
+                        </pic:nvPicPr>
+                        <pic:blipFill>
+                          <a:blip r:embed="rId9"/>
+                          <a:stretch>
+                            <a:fillRect/>
+                          </a:stretch>
+                        </pic:blipFill>
+                        <pic:spPr>
+                          <a:xfrm>
+                            <a:off x="0" y="0"/>
+                            <a:ext cx="1097280" cy="617220"/>
+                          </a:xfrm>
+                          <a:prstGeom prst="rect"/>
+                        </pic:spPr>
+                      </pic:pic>
+                    </a:graphicData>
+                  </a:graphic>
+                </wp:inline>
+              </w:drawing>
             </w:r>
           </w:p>
         </w:tc>
@@ -679,7 +1547,38 @@
           </w:tcPr>
           <w:p>
             <w:r>
-              <w:t>frame_0200.jpg</w:t>
+              <w:drawing>
+                <wp:inline xmlns:a="http://schemas.openxmlformats.org/drawingml/2006/main" xmlns:pic="http://schemas.openxmlformats.org/drawingml/2006/picture">
+                  <wp:extent cx="1097280" cy="617220"/>
+                  <wp:docPr id="29" name="Picture 29"/>
+                  <wp:cNvGraphicFramePr>
+                    <a:graphicFrameLocks noChangeAspect="1"/>
+                  </wp:cNvGraphicFramePr>
+                  <a:graphic>
+                    <a:graphicData uri="http://schemas.openxmlformats.org/drawingml/2006/picture">
+                      <pic:pic>
+                        <pic:nvPicPr>
+                          <pic:cNvPr id="0" name="frame_0200.jpg"/>
+                          <pic:cNvPicPr/>
+                        </pic:nvPicPr>
+                        <pic:blipFill>
+                          <a:blip r:embed="rId10"/>
+                          <a:stretch>
+                            <a:fillRect/>
+                          </a:stretch>
+                        </pic:blipFill>
+                        <pic:spPr>
+                          <a:xfrm>
+                            <a:off x="0" y="0"/>
+                            <a:ext cx="1097280" cy="617220"/>
+                          </a:xfrm>
+                          <a:prstGeom prst="rect"/>
+                        </pic:spPr>
+                      </pic:pic>
+                    </a:graphicData>
+                  </a:graphic>
+                </wp:inline>
+              </w:drawing>
             </w:r>
           </w:p>
         </w:tc>
@@ -689,7 +1588,38 @@
           </w:tcPr>
           <w:p>
             <w:r>
-              <w:t>frame_0401.jpg</w:t>
+              <w:drawing>
+                <wp:inline xmlns:a="http://schemas.openxmlformats.org/drawingml/2006/main" xmlns:pic="http://schemas.openxmlformats.org/drawingml/2006/picture">
+                  <wp:extent cx="1097280" cy="617220"/>
+                  <wp:docPr id="30" name="Picture 30"/>
+                  <wp:cNvGraphicFramePr>
+                    <a:graphicFrameLocks noChangeAspect="1"/>
+                  </wp:cNvGraphicFramePr>
+                  <a:graphic>
+                    <a:graphicData uri="http://schemas.openxmlformats.org/drawingml/2006/picture">
+                      <pic:pic>
+                        <pic:nvPicPr>
+                          <pic:cNvPr id="0" name="frame_0401.jpg"/>
+                          <pic:cNvPicPr/>
+                        </pic:nvPicPr>
+                        <pic:blipFill>
+                          <a:blip r:embed="rId11"/>
+                          <a:stretch>
+                            <a:fillRect/>
+                          </a:stretch>
+                        </pic:blipFill>
+                        <pic:spPr>
+                          <a:xfrm>
+                            <a:off x="0" y="0"/>
+                            <a:ext cx="1097280" cy="617220"/>
+                          </a:xfrm>
+                          <a:prstGeom prst="rect"/>
+                        </pic:spPr>
+                      </pic:pic>
+                    </a:graphicData>
+                  </a:graphic>
+                </wp:inline>
+              </w:drawing>
             </w:r>
           </w:p>
         </w:tc>
@@ -742,7 +1672,38 @@
           </w:tcPr>
           <w:p>
             <w:r>
-              <w:t>frame_0000.jpg</w:t>
+              <w:drawing>
+                <wp:inline xmlns:a="http://schemas.openxmlformats.org/drawingml/2006/main" xmlns:pic="http://schemas.openxmlformats.org/drawingml/2006/picture">
+                  <wp:extent cx="1280160" cy="720090"/>
+                  <wp:docPr id="31" name="Picture 31"/>
+                  <wp:cNvGraphicFramePr>
+                    <a:graphicFrameLocks noChangeAspect="1"/>
+                  </wp:cNvGraphicFramePr>
+                  <a:graphic>
+                    <a:graphicData uri="http://schemas.openxmlformats.org/drawingml/2006/picture">
+                      <pic:pic>
+                        <pic:nvPicPr>
+                          <pic:cNvPr id="0" name="frame_0000.jpg"/>
+                          <pic:cNvPicPr/>
+                        </pic:nvPicPr>
+                        <pic:blipFill>
+                          <a:blip r:embed="rId9"/>
+                          <a:stretch>
+                            <a:fillRect/>
+                          </a:stretch>
+                        </pic:blipFill>
+                        <pic:spPr>
+                          <a:xfrm>
+                            <a:off x="0" y="0"/>
+                            <a:ext cx="1280160" cy="720090"/>
+                          </a:xfrm>
+                          <a:prstGeom prst="rect"/>
+                        </pic:spPr>
+                      </pic:pic>
+                    </a:graphicData>
+                  </a:graphic>
+                </wp:inline>
+              </w:drawing>
             </w:r>
           </w:p>
         </w:tc>
@@ -752,7 +1713,38 @@
           </w:tcPr>
           <w:p>
             <w:r>
-              <w:t>frame_0200.jpg</w:t>
+              <w:drawing>
+                <wp:inline xmlns:a="http://schemas.openxmlformats.org/drawingml/2006/main" xmlns:pic="http://schemas.openxmlformats.org/drawingml/2006/picture">
+                  <wp:extent cx="1280160" cy="720090"/>
+                  <wp:docPr id="32" name="Picture 32"/>
+                  <wp:cNvGraphicFramePr>
+                    <a:graphicFrameLocks noChangeAspect="1"/>
+                  </wp:cNvGraphicFramePr>
+                  <a:graphic>
+                    <a:graphicData uri="http://schemas.openxmlformats.org/drawingml/2006/picture">
+                      <pic:pic>
+                        <pic:nvPicPr>
+                          <pic:cNvPr id="0" name="frame_0200.jpg"/>
+                          <pic:cNvPicPr/>
+                        </pic:nvPicPr>
+                        <pic:blipFill>
+                          <a:blip r:embed="rId10"/>
+                          <a:stretch>
+                            <a:fillRect/>
+                          </a:stretch>
+                        </pic:blipFill>
+                        <pic:spPr>
+                          <a:xfrm>
+                            <a:off x="0" y="0"/>
+                            <a:ext cx="1280160" cy="720090"/>
+                          </a:xfrm>
+                          <a:prstGeom prst="rect"/>
+                        </pic:spPr>
+                      </pic:pic>
+                    </a:graphicData>
+                  </a:graphic>
+                </wp:inline>
+              </w:drawing>
             </w:r>
           </w:p>
         </w:tc>
@@ -762,7 +1754,38 @@
           </w:tcPr>
           <w:p>
             <w:r>
-              <w:t>frame_0401.jpg</w:t>
+              <w:drawing>
+                <wp:inline xmlns:a="http://schemas.openxmlformats.org/drawingml/2006/main" xmlns:pic="http://schemas.openxmlformats.org/drawingml/2006/picture">
+                  <wp:extent cx="1280160" cy="720090"/>
+                  <wp:docPr id="33" name="Picture 33"/>
+                  <wp:cNvGraphicFramePr>
+                    <a:graphicFrameLocks noChangeAspect="1"/>
+                  </wp:cNvGraphicFramePr>
+                  <a:graphic>
+                    <a:graphicData uri="http://schemas.openxmlformats.org/drawingml/2006/picture">
+                      <pic:pic>
+                        <pic:nvPicPr>
+                          <pic:cNvPr id="0" name="frame_0401.jpg"/>
+                          <pic:cNvPicPr/>
+                        </pic:nvPicPr>
+                        <pic:blipFill>
+                          <a:blip r:embed="rId11"/>
+                          <a:stretch>
+                            <a:fillRect/>
+                          </a:stretch>
+                        </pic:blipFill>
+                        <pic:spPr>
+                          <a:xfrm>
+                            <a:off x="0" y="0"/>
+                            <a:ext cx="1280160" cy="720090"/>
+                          </a:xfrm>
+                          <a:prstGeom prst="rect"/>
+                        </pic:spPr>
+                      </pic:pic>
+                    </a:graphicData>
+                  </a:graphic>
+                </wp:inline>
+              </w:drawing>
             </w:r>
           </w:p>
         </w:tc>
@@ -804,7 +1827,38 @@
           </w:tcPr>
           <w:p>
             <w:r>
-              <w:t>frame_0000.jpg</w:t>
+              <w:drawing>
+                <wp:inline xmlns:a="http://schemas.openxmlformats.org/drawingml/2006/main" xmlns:pic="http://schemas.openxmlformats.org/drawingml/2006/picture">
+                  <wp:extent cx="1280160" cy="720090"/>
+                  <wp:docPr id="34" name="Picture 34"/>
+                  <wp:cNvGraphicFramePr>
+                    <a:graphicFrameLocks noChangeAspect="1"/>
+                  </wp:cNvGraphicFramePr>
+                  <a:graphic>
+                    <a:graphicData uri="http://schemas.openxmlformats.org/drawingml/2006/picture">
+                      <pic:pic>
+                        <pic:nvPicPr>
+                          <pic:cNvPr id="0" name="frame_0000.jpg"/>
+                          <pic:cNvPicPr/>
+                        </pic:nvPicPr>
+                        <pic:blipFill>
+                          <a:blip r:embed="rId9"/>
+                          <a:stretch>
+                            <a:fillRect/>
+                          </a:stretch>
+                        </pic:blipFill>
+                        <pic:spPr>
+                          <a:xfrm>
+                            <a:off x="0" y="0"/>
+                            <a:ext cx="1280160" cy="720090"/>
+                          </a:xfrm>
+                          <a:prstGeom prst="rect"/>
+                        </pic:spPr>
+                      </pic:pic>
+                    </a:graphicData>
+                  </a:graphic>
+                </wp:inline>
+              </w:drawing>
             </w:r>
           </w:p>
         </w:tc>
@@ -814,7 +1868,38 @@
           </w:tcPr>
           <w:p>
             <w:r>
-              <w:t>frame_0200.jpg</w:t>
+              <w:drawing>
+                <wp:inline xmlns:a="http://schemas.openxmlformats.org/drawingml/2006/main" xmlns:pic="http://schemas.openxmlformats.org/drawingml/2006/picture">
+                  <wp:extent cx="1280160" cy="720090"/>
+                  <wp:docPr id="35" name="Picture 35"/>
+                  <wp:cNvGraphicFramePr>
+                    <a:graphicFrameLocks noChangeAspect="1"/>
+                  </wp:cNvGraphicFramePr>
+                  <a:graphic>
+                    <a:graphicData uri="http://schemas.openxmlformats.org/drawingml/2006/picture">
+                      <pic:pic>
+                        <pic:nvPicPr>
+                          <pic:cNvPr id="0" name="frame_0200.jpg"/>
+                          <pic:cNvPicPr/>
+                        </pic:nvPicPr>
+                        <pic:blipFill>
+                          <a:blip r:embed="rId10"/>
+                          <a:stretch>
+                            <a:fillRect/>
+                          </a:stretch>
+                        </pic:blipFill>
+                        <pic:spPr>
+                          <a:xfrm>
+                            <a:off x="0" y="0"/>
+                            <a:ext cx="1280160" cy="720090"/>
+                          </a:xfrm>
+                          <a:prstGeom prst="rect"/>
+                        </pic:spPr>
+                      </pic:pic>
+                    </a:graphicData>
+                  </a:graphic>
+                </wp:inline>
+              </w:drawing>
             </w:r>
           </w:p>
         </w:tc>
@@ -824,7 +1909,38 @@
           </w:tcPr>
           <w:p>
             <w:r>
-              <w:t>frame_0401.jpg</w:t>
+              <w:drawing>
+                <wp:inline xmlns:a="http://schemas.openxmlformats.org/drawingml/2006/main" xmlns:pic="http://schemas.openxmlformats.org/drawingml/2006/picture">
+                  <wp:extent cx="1280160" cy="720090"/>
+                  <wp:docPr id="36" name="Picture 36"/>
+                  <wp:cNvGraphicFramePr>
+                    <a:graphicFrameLocks noChangeAspect="1"/>
+                  </wp:cNvGraphicFramePr>
+                  <a:graphic>
+                    <a:graphicData uri="http://schemas.openxmlformats.org/drawingml/2006/picture">
+                      <pic:pic>
+                        <pic:nvPicPr>
+                          <pic:cNvPr id="0" name="frame_0401.jpg"/>
+                          <pic:cNvPicPr/>
+                        </pic:nvPicPr>
+                        <pic:blipFill>
+                          <a:blip r:embed="rId11"/>
+                          <a:stretch>
+                            <a:fillRect/>
+                          </a:stretch>
+                        </pic:blipFill>
+                        <pic:spPr>
+                          <a:xfrm>
+                            <a:off x="0" y="0"/>
+                            <a:ext cx="1280160" cy="720090"/>
+                          </a:xfrm>
+                          <a:prstGeom prst="rect"/>
+                        </pic:spPr>
+                      </pic:pic>
+                    </a:graphicData>
+                  </a:graphic>
+                </wp:inline>
+              </w:drawing>
             </w:r>
           </w:p>
         </w:tc>
@@ -866,7 +1982,38 @@
           </w:tcPr>
           <w:p>
             <w:r>
-              <w:t>frame_0000.jpg</w:t>
+              <w:drawing>
+                <wp:inline xmlns:a="http://schemas.openxmlformats.org/drawingml/2006/main" xmlns:pic="http://schemas.openxmlformats.org/drawingml/2006/picture">
+                  <wp:extent cx="1280160" cy="720090"/>
+                  <wp:docPr id="37" name="Picture 37"/>
+                  <wp:cNvGraphicFramePr>
+                    <a:graphicFrameLocks noChangeAspect="1"/>
+                  </wp:cNvGraphicFramePr>
+                  <a:graphic>
+                    <a:graphicData uri="http://schemas.openxmlformats.org/drawingml/2006/picture">
+                      <pic:pic>
+                        <pic:nvPicPr>
+                          <pic:cNvPr id="0" name="frame_0000.jpg"/>
+                          <pic:cNvPicPr/>
+                        </pic:nvPicPr>
+                        <pic:blipFill>
+                          <a:blip r:embed="rId9"/>
+                          <a:stretch>
+                            <a:fillRect/>
+                          </a:stretch>
+                        </pic:blipFill>
+                        <pic:spPr>
+                          <a:xfrm>
+                            <a:off x="0" y="0"/>
+                            <a:ext cx="1280160" cy="720090"/>
+                          </a:xfrm>
+                          <a:prstGeom prst="rect"/>
+                        </pic:spPr>
+                      </pic:pic>
+                    </a:graphicData>
+                  </a:graphic>
+                </wp:inline>
+              </w:drawing>
             </w:r>
           </w:p>
         </w:tc>
@@ -876,7 +2023,38 @@
           </w:tcPr>
           <w:p>
             <w:r>
-              <w:t>frame_0200.jpg</w:t>
+              <w:drawing>
+                <wp:inline xmlns:a="http://schemas.openxmlformats.org/drawingml/2006/main" xmlns:pic="http://schemas.openxmlformats.org/drawingml/2006/picture">
+                  <wp:extent cx="1280160" cy="720090"/>
+                  <wp:docPr id="38" name="Picture 38"/>
+                  <wp:cNvGraphicFramePr>
+                    <a:graphicFrameLocks noChangeAspect="1"/>
+                  </wp:cNvGraphicFramePr>
+                  <a:graphic>
+                    <a:graphicData uri="http://schemas.openxmlformats.org/drawingml/2006/picture">
+                      <pic:pic>
+                        <pic:nvPicPr>
+                          <pic:cNvPr id="0" name="frame_0200.jpg"/>
+                          <pic:cNvPicPr/>
+                        </pic:nvPicPr>
+                        <pic:blipFill>
+                          <a:blip r:embed="rId10"/>
+                          <a:stretch>
+                            <a:fillRect/>
+                          </a:stretch>
+                        </pic:blipFill>
+                        <pic:spPr>
+                          <a:xfrm>
+                            <a:off x="0" y="0"/>
+                            <a:ext cx="1280160" cy="720090"/>
+                          </a:xfrm>
+                          <a:prstGeom prst="rect"/>
+                        </pic:spPr>
+                      </pic:pic>
+                    </a:graphicData>
+                  </a:graphic>
+                </wp:inline>
+              </w:drawing>
             </w:r>
           </w:p>
         </w:tc>
@@ -886,7 +2064,38 @@
           </w:tcPr>
           <w:p>
             <w:r>
-              <w:t>frame_0401.jpg</w:t>
+              <w:drawing>
+                <wp:inline xmlns:a="http://schemas.openxmlformats.org/drawingml/2006/main" xmlns:pic="http://schemas.openxmlformats.org/drawingml/2006/picture">
+                  <wp:extent cx="1280160" cy="720090"/>
+                  <wp:docPr id="39" name="Picture 39"/>
+                  <wp:cNvGraphicFramePr>
+                    <a:graphicFrameLocks noChangeAspect="1"/>
+                  </wp:cNvGraphicFramePr>
+                  <a:graphic>
+                    <a:graphicData uri="http://schemas.openxmlformats.org/drawingml/2006/picture">
+                      <pic:pic>
+                        <pic:nvPicPr>
+                          <pic:cNvPr id="0" name="frame_0401.jpg"/>
+                          <pic:cNvPicPr/>
+                        </pic:nvPicPr>
+                        <pic:blipFill>
+                          <a:blip r:embed="rId11"/>
+                          <a:stretch>
+                            <a:fillRect/>
+                          </a:stretch>
+                        </pic:blipFill>
+                        <pic:spPr>
+                          <a:xfrm>
+                            <a:off x="0" y="0"/>
+                            <a:ext cx="1280160" cy="720090"/>
+                          </a:xfrm>
+                          <a:prstGeom prst="rect"/>
+                        </pic:spPr>
+                      </pic:pic>
+                    </a:graphicData>
+                  </a:graphic>
+                </wp:inline>
+              </w:drawing>
             </w:r>
           </w:p>
         </w:tc>
@@ -928,7 +2137,38 @@
           </w:tcPr>
           <w:p>
             <w:r>
-              <w:t>frame_0000.jpg</w:t>
+              <w:drawing>
+                <wp:inline xmlns:a="http://schemas.openxmlformats.org/drawingml/2006/main" xmlns:pic="http://schemas.openxmlformats.org/drawingml/2006/picture">
+                  <wp:extent cx="1280160" cy="720090"/>
+                  <wp:docPr id="40" name="Picture 40"/>
+                  <wp:cNvGraphicFramePr>
+                    <a:graphicFrameLocks noChangeAspect="1"/>
+                  </wp:cNvGraphicFramePr>
+                  <a:graphic>
+                    <a:graphicData uri="http://schemas.openxmlformats.org/drawingml/2006/picture">
+                      <pic:pic>
+                        <pic:nvPicPr>
+                          <pic:cNvPr id="0" name="frame_0000.jpg"/>
+                          <pic:cNvPicPr/>
+                        </pic:nvPicPr>
+                        <pic:blipFill>
+                          <a:blip r:embed="rId9"/>
+                          <a:stretch>
+                            <a:fillRect/>
+                          </a:stretch>
+                        </pic:blipFill>
+                        <pic:spPr>
+                          <a:xfrm>
+                            <a:off x="0" y="0"/>
+                            <a:ext cx="1280160" cy="720090"/>
+                          </a:xfrm>
+                          <a:prstGeom prst="rect"/>
+                        </pic:spPr>
+                      </pic:pic>
+                    </a:graphicData>
+                  </a:graphic>
+                </wp:inline>
+              </w:drawing>
             </w:r>
           </w:p>
         </w:tc>
@@ -938,7 +2178,38 @@
           </w:tcPr>
           <w:p>
             <w:r>
-              <w:t>frame_0200.jpg</w:t>
+              <w:drawing>
+                <wp:inline xmlns:a="http://schemas.openxmlformats.org/drawingml/2006/main" xmlns:pic="http://schemas.openxmlformats.org/drawingml/2006/picture">
+                  <wp:extent cx="1280160" cy="720090"/>
+                  <wp:docPr id="41" name="Picture 41"/>
+                  <wp:cNvGraphicFramePr>
+                    <a:graphicFrameLocks noChangeAspect="1"/>
+                  </wp:cNvGraphicFramePr>
+                  <a:graphic>
+                    <a:graphicData uri="http://schemas.openxmlformats.org/drawingml/2006/picture">
+                      <pic:pic>
+                        <pic:nvPicPr>
+                          <pic:cNvPr id="0" name="frame_0200.jpg"/>
+                          <pic:cNvPicPr/>
+                        </pic:nvPicPr>
+                        <pic:blipFill>
+                          <a:blip r:embed="rId10"/>
+                          <a:stretch>
+                            <a:fillRect/>
+                          </a:stretch>
+                        </pic:blipFill>
+                        <pic:spPr>
+                          <a:xfrm>
+                            <a:off x="0" y="0"/>
+                            <a:ext cx="1280160" cy="720090"/>
+                          </a:xfrm>
+                          <a:prstGeom prst="rect"/>
+                        </pic:spPr>
+                      </pic:pic>
+                    </a:graphicData>
+                  </a:graphic>
+                </wp:inline>
+              </w:drawing>
             </w:r>
           </w:p>
         </w:tc>
@@ -948,7 +2219,38 @@
           </w:tcPr>
           <w:p>
             <w:r>
-              <w:t>frame_0401.jpg</w:t>
+              <w:drawing>
+                <wp:inline xmlns:a="http://schemas.openxmlformats.org/drawingml/2006/main" xmlns:pic="http://schemas.openxmlformats.org/drawingml/2006/picture">
+                  <wp:extent cx="1280160" cy="720090"/>
+                  <wp:docPr id="42" name="Picture 42"/>
+                  <wp:cNvGraphicFramePr>
+                    <a:graphicFrameLocks noChangeAspect="1"/>
+                  </wp:cNvGraphicFramePr>
+                  <a:graphic>
+                    <a:graphicData uri="http://schemas.openxmlformats.org/drawingml/2006/picture">
+                      <pic:pic>
+                        <pic:nvPicPr>
+                          <pic:cNvPr id="0" name="frame_0401.jpg"/>
+                          <pic:cNvPicPr/>
+                        </pic:nvPicPr>
+                        <pic:blipFill>
+                          <a:blip r:embed="rId11"/>
+                          <a:stretch>
+                            <a:fillRect/>
+                          </a:stretch>
+                        </pic:blipFill>
+                        <pic:spPr>
+                          <a:xfrm>
+                            <a:off x="0" y="0"/>
+                            <a:ext cx="1280160" cy="720090"/>
+                          </a:xfrm>
+                          <a:prstGeom prst="rect"/>
+                        </pic:spPr>
+                      </pic:pic>
+                    </a:graphicData>
+                  </a:graphic>
+                </wp:inline>
+              </w:drawing>
             </w:r>
           </w:p>
         </w:tc>
@@ -990,7 +2292,38 @@
           </w:tcPr>
           <w:p>
             <w:r>
-              <w:t>frame_0000.jpg</w:t>
+              <w:drawing>
+                <wp:inline xmlns:a="http://schemas.openxmlformats.org/drawingml/2006/main" xmlns:pic="http://schemas.openxmlformats.org/drawingml/2006/picture">
+                  <wp:extent cx="1280160" cy="720090"/>
+                  <wp:docPr id="43" name="Picture 43"/>
+                  <wp:cNvGraphicFramePr>
+                    <a:graphicFrameLocks noChangeAspect="1"/>
+                  </wp:cNvGraphicFramePr>
+                  <a:graphic>
+                    <a:graphicData uri="http://schemas.openxmlformats.org/drawingml/2006/picture">
+                      <pic:pic>
+                        <pic:nvPicPr>
+                          <pic:cNvPr id="0" name="frame_0000.jpg"/>
+                          <pic:cNvPicPr/>
+                        </pic:nvPicPr>
+                        <pic:blipFill>
+                          <a:blip r:embed="rId9"/>
+                          <a:stretch>
+                            <a:fillRect/>
+                          </a:stretch>
+                        </pic:blipFill>
+                        <pic:spPr>
+                          <a:xfrm>
+                            <a:off x="0" y="0"/>
+                            <a:ext cx="1280160" cy="720090"/>
+                          </a:xfrm>
+                          <a:prstGeom prst="rect"/>
+                        </pic:spPr>
+                      </pic:pic>
+                    </a:graphicData>
+                  </a:graphic>
+                </wp:inline>
+              </w:drawing>
             </w:r>
           </w:p>
         </w:tc>
@@ -1000,7 +2333,38 @@
           </w:tcPr>
           <w:p>
             <w:r>
-              <w:t>frame_0200.jpg</w:t>
+              <w:drawing>
+                <wp:inline xmlns:a="http://schemas.openxmlformats.org/drawingml/2006/main" xmlns:pic="http://schemas.openxmlformats.org/drawingml/2006/picture">
+                  <wp:extent cx="1280160" cy="720090"/>
+                  <wp:docPr id="44" name="Picture 44"/>
+                  <wp:cNvGraphicFramePr>
+                    <a:graphicFrameLocks noChangeAspect="1"/>
+                  </wp:cNvGraphicFramePr>
+                  <a:graphic>
+                    <a:graphicData uri="http://schemas.openxmlformats.org/drawingml/2006/picture">
+                      <pic:pic>
+                        <pic:nvPicPr>
+                          <pic:cNvPr id="0" name="frame_0200.jpg"/>
+                          <pic:cNvPicPr/>
+                        </pic:nvPicPr>
+                        <pic:blipFill>
+                          <a:blip r:embed="rId10"/>
+                          <a:stretch>
+                            <a:fillRect/>
+                          </a:stretch>
+                        </pic:blipFill>
+                        <pic:spPr>
+                          <a:xfrm>
+                            <a:off x="0" y="0"/>
+                            <a:ext cx="1280160" cy="720090"/>
+                          </a:xfrm>
+                          <a:prstGeom prst="rect"/>
+                        </pic:spPr>
+                      </pic:pic>
+                    </a:graphicData>
+                  </a:graphic>
+                </wp:inline>
+              </w:drawing>
             </w:r>
           </w:p>
         </w:tc>
@@ -1010,7 +2374,38 @@
           </w:tcPr>
           <w:p>
             <w:r>
-              <w:t>frame_0401.jpg</w:t>
+              <w:drawing>
+                <wp:inline xmlns:a="http://schemas.openxmlformats.org/drawingml/2006/main" xmlns:pic="http://schemas.openxmlformats.org/drawingml/2006/picture">
+                  <wp:extent cx="1280160" cy="720090"/>
+                  <wp:docPr id="45" name="Picture 45"/>
+                  <wp:cNvGraphicFramePr>
+                    <a:graphicFrameLocks noChangeAspect="1"/>
+                  </wp:cNvGraphicFramePr>
+                  <a:graphic>
+                    <a:graphicData uri="http://schemas.openxmlformats.org/drawingml/2006/picture">
+                      <pic:pic>
+                        <pic:nvPicPr>
+                          <pic:cNvPr id="0" name="frame_0401.jpg"/>
+                          <pic:cNvPicPr/>
+                        </pic:nvPicPr>
+                        <pic:blipFill>
+                          <a:blip r:embed="rId11"/>
+                          <a:stretch>
+                            <a:fillRect/>
+                          </a:stretch>
+                        </pic:blipFill>
+                        <pic:spPr>
+                          <a:xfrm>
+                            <a:off x="0" y="0"/>
+                            <a:ext cx="1280160" cy="720090"/>
+                          </a:xfrm>
+                          <a:prstGeom prst="rect"/>
+                        </pic:spPr>
+                      </pic:pic>
+                    </a:graphicData>
+                  </a:graphic>
+                </wp:inline>
+              </w:drawing>
             </w:r>
           </w:p>
         </w:tc>
